--- a/SENAI/WORDS/3º SEMESTRE/BACK-END/aula01_diagrama_classe.docx
+++ b/SENAI/WORDS/3º SEMESTRE/BACK-END/aula01_diagrama_classe.docx
@@ -21,7 +21,17 @@
           <w:sz w:val="32"/>
           <w:szCs w:val="32"/>
         </w:rPr>
-        <w:t>AULA esqueci</w:t>
+        <w:t xml:space="preserve">AULA </w:t>
+      </w:r>
+      <w:r>
+        <w:rPr>
+          <w:rFonts w:ascii="Arial" w:hAnsi="Arial"/>
+          <w:b/>
+          <w:bCs/>
+          <w:sz w:val="32"/>
+          <w:szCs w:val="32"/>
+        </w:rPr>
+        <w:t>01</w:t>
       </w:r>
     </w:p>
     <w:p>
@@ -1572,6 +1582,7 @@
         <w:rPr>
           <w:rFonts w:ascii="Arial" w:hAnsi="Arial"/>
           <w:bCs/>
+          <w:noProof/>
           <w:sz w:val="28"/>
           <w:szCs w:val="28"/>
         </w:rPr>
@@ -1625,6 +1636,7 @@
         <w:rPr>
           <w:rFonts w:ascii="Arial" w:hAnsi="Arial"/>
           <w:bCs/>
+          <w:noProof/>
           <w:sz w:val="28"/>
           <w:szCs w:val="28"/>
         </w:rPr>
@@ -2015,6 +2027,7 @@
         <w:rPr>
           <w:rFonts w:ascii="Arial" w:hAnsi="Arial"/>
           <w:bCs/>
+          <w:noProof/>
           <w:sz w:val="28"/>
           <w:szCs w:val="28"/>
         </w:rPr>
